--- a/docs/planning/02_기능정의서.docx
+++ b/docs/planning/02_기능정의서.docx
@@ -174,7 +174,7 @@
                 <w:sz w:val="17"/>
                 <w:szCs w:val="17"/>
               </w:rPr>
-              <w:t xml:space="preserve">v2.0 — 소셜 월드(NPC 4종) 기능 통합</w:t>
+              <w:t xml:space="preserve">v2.1 — NPC 4종 캐릭터 재편(루미·하루·코코·마을이장), 신규 기능 F-47~F-55 추가</w:t>
             </w:r>
           </w:p>
         </w:tc>
@@ -229,7 +229,7 @@
                 <w:sz w:val="17"/>
                 <w:szCs w:val="17"/>
               </w:rPr>
-              <w:t xml:space="preserve">2026-09-22</w:t>
+              <w:t xml:space="preserve">2026-09-22 (수정 2026-10-06)</w:t>
             </w:r>
           </w:p>
         </w:tc>
@@ -345,7 +345,7 @@
           <w:sz w:val="20"/>
           <w:szCs w:val="20"/>
         </w:rPr>
-        <w:t xml:space="preserve">2. 기능 정의표 (F-01 ~ F-45)</w:t>
+        <w:t xml:space="preserve">2. 기능 정의표 (F-01 ~ F-55)</w:t>
       </w:r>
     </w:p>
     <w:p>
@@ -439,7 +439,7 @@
           <w:sz w:val="20"/>
           <w:szCs w:val="20"/>
         </w:rPr>
-        <w:t xml:space="preserve">본 서비스의 기능은 관제 대시보드(A~H)와 소셜 월드(I~K), 그리고 두 트랙에 공통 적용되는 안전·개인정보 기능(L)까지 총 12개 대분류로 구성한다.</w:t>
+        <w:t xml:space="preserve">본 서비스의 기능은 관제 대시보드(A~H)와 소셜 월드(I~K, M), 그리고 두 트랙에 공통 적용되는 안전·개인정보 기능(L)까지 총 13개 대분류로 구성한다.</w:t>
       </w:r>
     </w:p>
     <w:tbl>
@@ -1367,7 +1367,7 @@
                 <w:sz w:val="17"/>
                 <w:szCs w:val="17"/>
               </w:rPr>
-              <w:t xml:space="preserve">정책추천·취업상담·심리상담·민원챗봇 각 역할의 고유 로직</w:t>
+              <w:t xml:space="preserve">루미·하루·코코·마을이장 각 역할의 고유 로직(옛 정책추천·취업상담·민원 → 하루, 심리상담 → 루미)</w:t>
             </w:r>
           </w:p>
         </w:tc>
@@ -1450,7 +1450,7 @@
                 <w:sz w:val="17"/>
                 <w:szCs w:val="17"/>
               </w:rPr>
-              <w:t xml:space="preserve">온보딩, 광장, 미션방, 동아리방, 미니게임, 게시판</w:t>
+              <w:t xml:space="preserve">설문·로그인, 3D 마을 광장, 미션방(퀘스트 1~4단계), 동아리센터, 게임방, 응원 스티커(게시판 대체)</w:t>
             </w:r>
           </w:p>
         </w:tc>
@@ -1533,7 +1533,90 @@
                 <w:sz w:val="17"/>
                 <w:szCs w:val="17"/>
               </w:rPr>
-              <w:t xml:space="preserve">위기 에스컬레이션, k-익명성, 서비스 포지셔닝 고지</w:t>
+              <w:t xml:space="preserve">위기 에스컬레이션, k-익명성, 서비스 포지셔닝 고지(위험사전은 M)</w:t>
+            </w:r>
+          </w:p>
+        </w:tc>
+      </w:tr>
+      <w:tr>
+        <w:tc>
+          <w:tcPr>
+            <w:tcW w:type="dxa" w:w="900"/>
+            <w:shd w:fill="E2EFDA" w:val="clear"/>
+            <w:tcMar>
+              <w:top w:type="dxa" w:w="50"/>
+              <w:left w:type="dxa" w:w="90"/>
+              <w:bottom w:type="dxa" w:w="50"/>
+              <w:right w:type="dxa" w:w="90"/>
+            </w:tcMar>
+            <w:vAlign w:val="center"/>
+          </w:tcPr>
+          <w:p>
+            <w:pPr>
+              <w:jc w:val="center"/>
+            </w:pPr>
+            <w:r>
+              <w:rPr>
+                <w:b w:val="false"/>
+                <w:bCs w:val="false"/>
+                <w:sz w:val="17"/>
+                <w:szCs w:val="17"/>
+              </w:rPr>
+              <w:t xml:space="preserve">M</w:t>
+            </w:r>
+          </w:p>
+        </w:tc>
+        <w:tc>
+          <w:tcPr>
+            <w:tcW w:type="dxa" w:w="2600"/>
+            <w:shd w:fill="E2EFDA" w:val="clear"/>
+            <w:tcMar>
+              <w:top w:type="dxa" w:w="50"/>
+              <w:left w:type="dxa" w:w="90"/>
+              <w:bottom w:type="dxa" w:w="50"/>
+              <w:right w:type="dxa" w:w="90"/>
+            </w:tcMar>
+            <w:vAlign w:val="center"/>
+          </w:tcPr>
+          <w:p>
+            <w:pPr>
+              <w:jc w:val="left"/>
+            </w:pPr>
+            <w:r>
+              <w:rPr>
+                <w:b w:val="false"/>
+                <w:bCs w:val="false"/>
+                <w:sz w:val="17"/>
+                <w:szCs w:val="17"/>
+              </w:rPr>
+              <w:t xml:space="preserve">소셜월드 — 재편 신규 기능</w:t>
+            </w:r>
+          </w:p>
+        </w:tc>
+        <w:tc>
+          <w:tcPr>
+            <w:tcW w:type="dxa" w:w="5850"/>
+            <w:shd w:fill="E2EFDA" w:val="clear"/>
+            <w:tcMar>
+              <w:top w:type="dxa" w:w="50"/>
+              <w:left w:type="dxa" w:w="90"/>
+              <w:bottom w:type="dxa" w:w="50"/>
+              <w:right w:type="dxa" w:w="90"/>
+            </w:tcMar>
+            <w:vAlign w:val="center"/>
+          </w:tcPr>
+          <w:p>
+            <w:pPr>
+              <w:jc w:val="left"/>
+            </w:pPr>
+            <w:r>
+              <w:rPr>
+                <w:b w:val="false"/>
+                <w:bCs w:val="false"/>
+                <w:sz w:val="17"/>
+                <w:szCs w:val="17"/>
+              </w:rPr>
+              <w:t xml:space="preserve">위험사전 2종, 튜토리얼·내 방, 코코 활동 추천, 마을이장 이벤트·월드 리포트, 수요·월드 활동 집계, 휴대폰 UI</w:t>
             </w:r>
           </w:p>
         </w:tc>
@@ -2360,7 +2443,7 @@
                 <w:sz w:val="17"/>
                 <w:szCs w:val="17"/>
               </w:rPr>
-              <w:t xml:space="preserve">배경·트리거·미시신호를 정규화·가중합 후 분위수 기준 5단계로 환산</w:t>
+              <w:t xml:space="preserve">통신 추세·카드 수준·명절 반응·루미 미시신호를 정규화·가중합 후 분위수 기준 5단계로 환산(미시 z≥2면 최소 Lv.3)</w:t>
             </w:r>
           </w:p>
         </w:tc>
@@ -2492,7 +2575,7 @@
                 <w:sz w:val="17"/>
                 <w:szCs w:val="17"/>
               </w:rPr>
-              <w:t xml:space="preserve">명절·공휴일 구간에서 업종 구성 변화 정도를 측정(H-A 가설)</w:t>
+              <w:t xml:space="preserve">명절·공휴일 구간의 반응이 같은 지역 다른 코호트보다 약한 정도(H-A). 업종 구성 변화는 확장 범위</w:t>
             </w:r>
           </w:p>
         </w:tc>
@@ -5088,7 +5171,7 @@
                 <w:sz w:val="17"/>
                 <w:szCs w:val="17"/>
               </w:rPr>
-              <w:t xml:space="preserve">위험등급 개인화 환류</w:t>
+              <w:t xml:space="preserve">환류(마을이장 경유)</w:t>
             </w:r>
           </w:p>
         </w:tc>
@@ -5114,7 +5197,7 @@
                 <w:sz w:val="17"/>
                 <w:szCs w:val="17"/>
               </w:rPr>
-              <w:t xml:space="preserve">산출된 위험 등급을 소셜 월드 NPC 응답·콘텐츠 개인화에 반영</w:t>
+              <w:t xml:space="preserve">코호트별 이벤트 주제·추천 NPC·추천 미션을 내려보냄. 받는 창구는 마을이장, 위험 등급·점수는 시민에게 전달하지 않음</w:t>
             </w:r>
           </w:p>
         </w:tc>
@@ -5166,7 +5249,7 @@
                 <w:sz w:val="17"/>
                 <w:szCs w:val="17"/>
               </w:rPr>
-              <w:t xml:space="preserve">SW-03,04</w:t>
+              <w:t xml:space="preserve">SW-03,06,12</w:t>
             </w:r>
           </w:p>
         </w:tc>
@@ -5265,7 +5348,7 @@
                 <w:sz w:val="17"/>
                 <w:szCs w:val="17"/>
               </w:rPr>
-              <w:t xml:space="preserve">프로필·대화이력·위험등급을 불러와 대화 맥락을 구성</w:t>
+              <w:t xml:space="preserve">프로필·코호트 환류 강조를 불러와 대화 맥락을 구성(위험 등급은 불러오지 않음)</w:t>
             </w:r>
           </w:p>
         </w:tc>
@@ -5397,7 +5480,7 @@
                 <w:sz w:val="17"/>
                 <w:szCs w:val="17"/>
               </w:rPr>
-              <w:t xml:space="preserve">역할별 시스템 프롬프트·지식베이스로 요청을 라우팅(4종 NPC 공통 런타임)</w:t>
+              <w:t xml:space="preserve">프롬프트 3층(공통 규칙·역할·페르소나)과 역할별 지식베이스로 요청을 라우팅. 공통 런타임은 서버 함수(npc-chat)</w:t>
             </w:r>
           </w:p>
         </w:tc>
@@ -5529,7 +5612,7 @@
                 <w:sz w:val="17"/>
                 <w:szCs w:val="17"/>
               </w:rPr>
-              <w:t xml:space="preserve">사용자 발화의 의도(정보조회/민원/상담 등)를 분류</w:t>
+              <w:t xml:space="preserve">사용자 발화의 의도(정보조회/소통 창구/대화 등)를 분류</w:t>
             </w:r>
           </w:p>
         </w:tc>
@@ -5925,7 +6008,7 @@
                 <w:sz w:val="17"/>
                 <w:szCs w:val="17"/>
               </w:rPr>
-              <w:t xml:space="preserve">위기 신호를 전 NPC 공통으로 감지해 에스컬레이션으로 분기(L장과 연동)</w:t>
+              <w:t xml:space="preserve">위기 표현 사전(F-48)으로 자유 입력을 LLM보다 먼저 검사해 전 NPC 공통으로 에스컬레이션 분기. 위기 문구는 서버가 고정 문구로 붙임</w:t>
             </w:r>
           </w:p>
         </w:tc>
@@ -6057,7 +6140,7 @@
                 <w:sz w:val="17"/>
                 <w:szCs w:val="17"/>
               </w:rPr>
-              <w:t xml:space="preserve">개인 식별정보를 제거한 뒤 대화·행동 로그를 코호트 단위로 적재</w:t>
+              <w:t xml:space="preserve">대화 원문 없이 신호(태그·심각도·수요)만 본인 행으로 저장 → 집계 함수가 user_id 없는 코호트 집계로 적재</w:t>
             </w:r>
           </w:p>
         </w:tc>
@@ -6182,7 +6265,7 @@
                 <w:sz w:val="17"/>
                 <w:szCs w:val="17"/>
               </w:rPr>
-              <w:t xml:space="preserve">정책추천: 매칭·랭킹</w:t>
+              <w:t xml:space="preserve">하루: 정책 매칭·랭킹</w:t>
             </w:r>
           </w:p>
         </w:tc>
@@ -6208,7 +6291,7 @@
                 <w:sz w:val="17"/>
                 <w:szCs w:val="17"/>
               </w:rPr>
-              <w:t xml:space="preserve">상황 추출 → 정책 검색(RAG) → 자격 필터링 → 적합도·위험도 기반 랭킹 → 추천 이유 생성</w:t>
+              <w:t xml:space="preserve">상황 추출 → 정책 검색(RAG) → 자격 필터링 → 적합도·신청 난이도·환류 가중 랭킹 → 추천 이유 → 실제 신청 페이지 안내(대리 신청 없음)</w:t>
             </w:r>
           </w:p>
         </w:tc>
@@ -6260,7 +6343,7 @@
                 <w:sz w:val="17"/>
                 <w:szCs w:val="17"/>
               </w:rPr>
-              <w:t xml:space="preserve">SW-04</w:t>
+              <w:t xml:space="preserve">SW-05</w:t>
             </w:r>
           </w:p>
         </w:tc>
@@ -6314,7 +6397,7 @@
                 <w:sz w:val="17"/>
                 <w:szCs w:val="17"/>
               </w:rPr>
-              <w:t xml:space="preserve">취업상담: 프로그램·코칭</w:t>
+              <w:t xml:space="preserve">하루: 취업 프로그램 안내</w:t>
             </w:r>
           </w:p>
         </w:tc>
@@ -6340,7 +6423,7 @@
                 <w:sz w:val="17"/>
                 <w:szCs w:val="17"/>
               </w:rPr>
-              <w:t xml:space="preserve">희망직무 프로파일링 → 프로그램/공고 매칭 또는 이력서 작성 코칭 → 미션 연계</w:t>
+              <w:t xml:space="preserve">희망 직무·구직 단계 파악 → 취업지원 프로그램·공고 매칭 → 다음 행동을 퀘스트로 연결(서류 작성 가이드는 후순위)</w:t>
             </w:r>
           </w:p>
         </w:tc>
@@ -6392,7 +6475,7 @@
                 <w:sz w:val="17"/>
                 <w:szCs w:val="17"/>
               </w:rPr>
-              <w:t xml:space="preserve">SW-04</w:t>
+              <w:t xml:space="preserve">SW-05</w:t>
             </w:r>
           </w:p>
         </w:tc>
@@ -6446,7 +6529,7 @@
                 <w:sz w:val="17"/>
                 <w:szCs w:val="17"/>
               </w:rPr>
-              <w:t xml:space="preserve">심리상담: 키워드·심각도 판정</w:t>
+              <w:t xml:space="preserve">루미: 키워드·심각도 판정</w:t>
             </w:r>
           </w:p>
         </w:tc>
@@ -6472,7 +6555,7 @@
                 <w:sz w:val="17"/>
                 <w:szCs w:val="17"/>
               </w:rPr>
-              <w:t xml:space="preserve">위험 키워드 사전 매칭 + LLM 기반 맥락 고려 심각도 판정, 정서적 지지 응답</w:t>
+              <w:t xml:space="preserve">위험 키워드 사전(F-47) K + LLM 발화 톤 T로 심각도 계산(0.5·K+0.5·T+지속성), 구간별 대응, 정서적 지지 응답</w:t>
             </w:r>
           </w:p>
         </w:tc>
@@ -6578,7 +6661,7 @@
                 <w:sz w:val="17"/>
                 <w:szCs w:val="17"/>
               </w:rPr>
-              <w:t xml:space="preserve">민원챗봇: 통합검색·접수</w:t>
+              <w:t xml:space="preserve">하루: 월드 소통 창구</w:t>
             </w:r>
           </w:p>
         </w:tc>
@@ -6604,7 +6687,7 @@
                 <w:sz w:val="17"/>
                 <w:szCs w:val="17"/>
               </w:rPr>
-              <w:t xml:space="preserve">지역+중앙부처 복지·혜택 통합 검색, 민원 접수(시뮬레이션+실제 신청 경로 안내)</w:t>
+              <w:t xml:space="preserve">실제 기관 민원 대신 기능 요청·불편·오류 신고를 받는 월드 의견함(9/30 결정). 본문 저장 전 위기 검사</w:t>
             </w:r>
           </w:p>
         </w:tc>
@@ -6630,7 +6713,7 @@
                 <w:sz w:val="17"/>
                 <w:szCs w:val="17"/>
               </w:rPr>
-              <w:t xml:space="preserve">필수</w:t>
+              <w:t xml:space="preserve">권장</w:t>
             </w:r>
           </w:p>
         </w:tc>
@@ -6729,7 +6812,7 @@
                 <w:sz w:val="17"/>
                 <w:szCs w:val="17"/>
               </w:rPr>
-              <w:t xml:space="preserve">온보딩·프로필</w:t>
+              <w:t xml:space="preserve">사전 설문·프로필</w:t>
             </w:r>
           </w:p>
         </w:tc>
@@ -6755,7 +6838,7 @@
                 <w:sz w:val="17"/>
                 <w:szCs w:val="17"/>
               </w:rPr>
-              <w:t xml:space="preserve">닉네임, 간단 설문, 거주 시군구 입력으로 최소 개인화 프로필 생성(최초 로그인 시 1회)</w:t>
+              <w:t xml:space="preserve">설문 8문항(닉네임·지역·나이대·성별 필수, 분위기·색, 관심사 등)으로 프로필 생성. 튜토리얼 첫 단계(최초 1회)</w:t>
             </w:r>
           </w:p>
         </w:tc>
@@ -6861,7 +6944,7 @@
                 <w:sz w:val="17"/>
                 <w:szCs w:val="17"/>
               </w:rPr>
-              <w:t xml:space="preserve">광장(허브)</w:t>
+              <w:t xml:space="preserve">3D 마을·광장(허브)</w:t>
             </w:r>
           </w:p>
         </w:tc>
@@ -6887,7 +6970,7 @@
                 <w:sz w:val="17"/>
                 <w:szCs w:val="17"/>
               </w:rPr>
-              <w:t xml:space="preserve">아바타 이동, NPC 3종 상주, 타 공간으로 이동하는 중심 공간 제공</w:t>
+              <w:t xml:space="preserve">3D 마을의 중심 공간. 마을이장 상주, 월드 이벤트 공지, 다른 공간(카페·지원센터·동아리센터·공원·게임방·미션방·내 방)으로 이동</w:t>
             </w:r>
           </w:p>
         </w:tc>
@@ -6993,7 +7076,7 @@
                 <w:sz w:val="17"/>
                 <w:szCs w:val="17"/>
               </w:rPr>
-              <w:t xml:space="preserve">미션방</w:t>
+              <w:t xml:space="preserve">미션방(퀘스트 1~4단계)</w:t>
             </w:r>
           </w:p>
         </w:tc>
@@ -7019,7 +7102,7 @@
                 <w:sz w:val="17"/>
                 <w:szCs w:val="17"/>
               </w:rPr>
-              <w:t xml:space="preserve">사회 활동을 유도하는 미션 제공, 진행상태 관리, 완료 보상 지급</w:t>
+              <w:t xml:space="preserve">퀘스트 첫걸음·인사·모임·동네로 진행·완료 관리, 환류 추천 미션 우선 표시. 4단계는 연결 안내 + "신청했어요" 자기보고</w:t>
             </w:r>
           </w:p>
         </w:tc>
@@ -7125,7 +7208,7 @@
                 <w:sz w:val="17"/>
                 <w:szCs w:val="17"/>
               </w:rPr>
-              <w:t xml:space="preserve">동아리방</w:t>
+              <w:t xml:space="preserve">동아리센터</w:t>
             </w:r>
           </w:p>
         </w:tc>
@@ -7151,7 +7234,7 @@
                 <w:sz w:val="17"/>
                 <w:szCs w:val="17"/>
               </w:rPr>
-              <w:t xml:space="preserve">동아리 개설·가입·운영 기능</w:t>
+              <w:t xml:space="preserve">동아리 개설·가입·운영, 코코 상주</w:t>
             </w:r>
           </w:p>
         </w:tc>
@@ -7257,7 +7340,7 @@
                 <w:sz w:val="17"/>
                 <w:szCs w:val="17"/>
               </w:rPr>
-              <w:t xml:space="preserve">미니게임</w:t>
+              <w:t xml:space="preserve">게임방(미니게임)</w:t>
             </w:r>
           </w:p>
         </w:tc>
@@ -7283,7 +7366,7 @@
                 <w:sz w:val="17"/>
                 <w:szCs w:val="17"/>
               </w:rPr>
-              <w:t xml:space="preserve">협동·친교 활동을 위한 미니게임 목록 및 진입</w:t>
+              <w:t xml:space="preserve">협동·친교 미니게임 목록 및 진입(종류 미정)</w:t>
             </w:r>
           </w:p>
         </w:tc>
@@ -7389,7 +7472,7 @@
                 <w:sz w:val="17"/>
                 <w:szCs w:val="17"/>
               </w:rPr>
-              <w:t xml:space="preserve">게시판</w:t>
+              <w:t xml:space="preserve">동아리 응원 스티커</w:t>
             </w:r>
           </w:p>
         </w:tc>
@@ -7415,7 +7498,7 @@
                 <w:sz w:val="17"/>
                 <w:szCs w:val="17"/>
               </w:rPr>
-              <w:t xml:space="preserve">자유게시판 형태의 커뮤니티 공간(세부 기능 미정)</w:t>
+              <w:t xml:space="preserve">게시판 대체(9/29). 자유 텍스트 없이 정해진 스티커 4종만 동아리에 남김(같은 동아리 하루 1회), 개수만 공개</w:t>
             </w:r>
           </w:p>
         </w:tc>
@@ -7441,7 +7524,7 @@
                 <w:sz w:val="17"/>
                 <w:szCs w:val="17"/>
               </w:rPr>
-              <w:t xml:space="preserve">보류</w:t>
+              <w:t xml:space="preserve">권장</w:t>
             </w:r>
           </w:p>
         </w:tc>
@@ -7547,7 +7630,7 @@
                 <w:sz w:val="17"/>
                 <w:szCs w:val="17"/>
               </w:rPr>
-              <w:t xml:space="preserve">카카오·네이버 OAuth 로그인으로 계정을 식별·발급하고, 재방문 시 기존 프로필과 연결(로직 상세 3-7절)</w:t>
+              <w:t xml:space="preserve">게스트(익명) 로그인 + 카카오 OAuth(네이버 미정)로 계정을 식별하고, 재방문 시 기존 프로필과 연결(로직 상세 3-7절)</w:t>
             </w:r>
           </w:p>
         </w:tc>
@@ -7698,7 +7781,7 @@
                 <w:sz w:val="17"/>
                 <w:szCs w:val="17"/>
               </w:rPr>
-              <w:t xml:space="preserve">고위험 신호 감지 시 전문기관·109 안내 및 관리자 즉시 알림으로 분기(전 NPC 공통)</w:t>
+              <w:t xml:space="preserve">위기 감지 시 고정 문구로 109·1577-0199 안내, 지역·시각·NPC 종류만 기록(user_id 없음), 관리자 대시보드 알림(전 NPC 공통)</w:t>
             </w:r>
           </w:p>
         </w:tc>
@@ -7962,7 +8045,7 @@
                 <w:sz w:val="17"/>
                 <w:szCs w:val="17"/>
               </w:rPr>
-              <w:t xml:space="preserve">심리상담 NPC가 상담사가 아닌 스크리닝·연결 도구임을 UI에 상시 고지</w:t>
+              <w:t xml:space="preserve">루미가 상담사가 아닌 AI 친구·연결 도구임과, 자유 입력이 AI로 전송되고 원문은 저장하지 않음을 UI에 고지</w:t>
             </w:r>
           </w:p>
         </w:tc>
@@ -8015,6 +8098,1213 @@
                 <w:szCs w:val="17"/>
               </w:rPr>
               <w:t xml:space="preserve">SW-04</w:t>
+            </w:r>
+          </w:p>
+        </w:tc>
+      </w:tr>
+      <w:tr>
+        <w:tc>
+          <w:tcPr>
+            <w:gridSpan w:val="5"/>
+            <w:shd w:fill="FCE4D6" w:val="clear"/>
+          </w:tcPr>
+          <w:p>
+            <w:r>
+              <w:rPr>
+                <w:b/>
+                <w:bCs/>
+                <w:sz w:val="18"/>
+                <w:szCs w:val="18"/>
+              </w:rPr>
+              <w:t xml:space="preserve">M. 소셜월드 — 재편 신규 기능 (2026-09-29~)</w:t>
+            </w:r>
+          </w:p>
+        </w:tc>
+      </w:tr>
+      <w:tr>
+        <w:tc>
+          <w:tcPr>
+            <w:tcW w:type="dxa" w:w="800"/>
+            <w:tcMar>
+              <w:top w:type="dxa" w:w="50"/>
+              <w:left w:type="dxa" w:w="90"/>
+              <w:bottom w:type="dxa" w:w="50"/>
+              <w:right w:type="dxa" w:w="90"/>
+            </w:tcMar>
+            <w:vAlign w:val="center"/>
+          </w:tcPr>
+          <w:p>
+            <w:pPr>
+              <w:jc w:val="center"/>
+            </w:pPr>
+            <w:r>
+              <w:rPr>
+                <w:b/>
+                <w:bCs/>
+                <w:sz w:val="17"/>
+                <w:szCs w:val="17"/>
+              </w:rPr>
+              <w:t xml:space="preserve">F-47</w:t>
+            </w:r>
+          </w:p>
+        </w:tc>
+        <w:tc>
+          <w:tcPr>
+            <w:tcW w:type="dxa" w:w="1900"/>
+            <w:tcMar>
+              <w:top w:type="dxa" w:w="50"/>
+              <w:left w:type="dxa" w:w="90"/>
+              <w:bottom w:type="dxa" w:w="50"/>
+              <w:right w:type="dxa" w:w="90"/>
+            </w:tcMar>
+            <w:vAlign w:val="center"/>
+          </w:tcPr>
+          <w:p>
+            <w:pPr>
+              <w:jc w:val="left"/>
+            </w:pPr>
+            <w:r>
+              <w:rPr>
+                <w:b/>
+                <w:bCs/>
+                <w:sz w:val="17"/>
+                <w:szCs w:val="17"/>
+              </w:rPr>
+              <w:t xml:space="preserve">위험 키워드 사전</w:t>
+            </w:r>
+          </w:p>
+        </w:tc>
+        <w:tc>
+          <w:tcPr>
+            <w:tcW w:type="dxa" w:w="4650"/>
+            <w:tcMar>
+              <w:top w:type="dxa" w:w="50"/>
+              <w:left w:type="dxa" w:w="90"/>
+              <w:bottom w:type="dxa" w:w="50"/>
+              <w:right w:type="dxa" w:w="90"/>
+            </w:tcMar>
+            <w:vAlign w:val="center"/>
+          </w:tcPr>
+          <w:p>
+            <w:pPr>
+              <w:jc w:val="left"/>
+            </w:pPr>
+            <w:r>
+              <w:rPr>
+                <w:b w:val="false"/>
+                <w:bCs w:val="false"/>
+                <w:sz w:val="17"/>
+                <w:szCs w:val="17"/>
+              </w:rPr>
+              <w:t xml:space="preserve">태그 9종의 표현 패턴·예외(관용어)·기본 심각도·근거 출처를 담은 사전과 JS·파이썬 매처. 반환은 {tags, K}만(원문 미저장)</w:t>
+            </w:r>
+          </w:p>
+        </w:tc>
+        <w:tc>
+          <w:tcPr>
+            <w:tcW w:type="dxa" w:w="900"/>
+            <w:tcMar>
+              <w:top w:type="dxa" w:w="50"/>
+              <w:left w:type="dxa" w:w="90"/>
+              <w:bottom w:type="dxa" w:w="50"/>
+              <w:right w:type="dxa" w:w="90"/>
+            </w:tcMar>
+            <w:vAlign w:val="center"/>
+          </w:tcPr>
+          <w:p>
+            <w:pPr>
+              <w:jc w:val="center"/>
+            </w:pPr>
+            <w:r>
+              <w:rPr>
+                <w:b w:val="false"/>
+                <w:bCs w:val="false"/>
+                <w:sz w:val="17"/>
+                <w:szCs w:val="17"/>
+              </w:rPr>
+              <w:t xml:space="preserve">필수</w:t>
+            </w:r>
+          </w:p>
+        </w:tc>
+        <w:tc>
+          <w:tcPr>
+            <w:tcW w:type="dxa" w:w="1100"/>
+            <w:tcMar>
+              <w:top w:type="dxa" w:w="50"/>
+              <w:left w:type="dxa" w:w="90"/>
+              <w:bottom w:type="dxa" w:w="50"/>
+              <w:right w:type="dxa" w:w="90"/>
+            </w:tcMar>
+            <w:vAlign w:val="center"/>
+          </w:tcPr>
+          <w:p>
+            <w:pPr>
+              <w:jc w:val="center"/>
+            </w:pPr>
+            <w:r>
+              <w:rPr>
+                <w:b w:val="false"/>
+                <w:bCs w:val="false"/>
+                <w:sz w:val="17"/>
+                <w:szCs w:val="17"/>
+              </w:rPr>
+              <w:t xml:space="preserve">SW-04</w:t>
+            </w:r>
+          </w:p>
+        </w:tc>
+      </w:tr>
+      <w:tr>
+        <w:tc>
+          <w:tcPr>
+            <w:tcW w:type="dxa" w:w="800"/>
+            <w:tcMar>
+              <w:top w:type="dxa" w:w="50"/>
+              <w:left w:type="dxa" w:w="90"/>
+              <w:bottom w:type="dxa" w:w="50"/>
+              <w:right w:type="dxa" w:w="90"/>
+            </w:tcMar>
+            <w:vAlign w:val="center"/>
+          </w:tcPr>
+          <w:p>
+            <w:pPr>
+              <w:jc w:val="center"/>
+            </w:pPr>
+            <w:r>
+              <w:rPr>
+                <w:b/>
+                <w:bCs/>
+                <w:sz w:val="17"/>
+                <w:szCs w:val="17"/>
+              </w:rPr>
+              <w:t xml:space="preserve">F-48</w:t>
+            </w:r>
+          </w:p>
+        </w:tc>
+        <w:tc>
+          <w:tcPr>
+            <w:tcW w:type="dxa" w:w="1900"/>
+            <w:tcMar>
+              <w:top w:type="dxa" w:w="50"/>
+              <w:left w:type="dxa" w:w="90"/>
+              <w:bottom w:type="dxa" w:w="50"/>
+              <w:right w:type="dxa" w:w="90"/>
+            </w:tcMar>
+            <w:vAlign w:val="center"/>
+          </w:tcPr>
+          <w:p>
+            <w:pPr>
+              <w:jc w:val="left"/>
+            </w:pPr>
+            <w:r>
+              <w:rPr>
+                <w:b/>
+                <w:bCs/>
+                <w:sz w:val="17"/>
+                <w:szCs w:val="17"/>
+              </w:rPr>
+              <w:t xml:space="preserve">위기 표현 사전</w:t>
+            </w:r>
+          </w:p>
+        </w:tc>
+        <w:tc>
+          <w:tcPr>
+            <w:tcW w:type="dxa" w:w="4650"/>
+            <w:tcMar>
+              <w:top w:type="dxa" w:w="50"/>
+              <w:left w:type="dxa" w:w="90"/>
+              <w:bottom w:type="dxa" w:w="50"/>
+              <w:right w:type="dxa" w:w="90"/>
+            </w:tcMar>
+            <w:vAlign w:val="center"/>
+          </w:tcPr>
+          <w:p>
+            <w:pPr>
+              <w:jc w:val="left"/>
+            </w:pPr>
+            <w:r>
+              <w:rPr>
+                <w:b w:val="false"/>
+                <w:bCs w:val="false"/>
+                <w:sz w:val="17"/>
+                <w:szCs w:val="17"/>
+              </w:rPr>
+              <w:t xml:space="preserve">자살·자해 등 즉각 위험 표현 사전. 자유 입력이 있는 모든 NPC에서 LLM보다 먼저 검사. 놓치지 않는 것을 우선(오탐 감수)</w:t>
+            </w:r>
+          </w:p>
+        </w:tc>
+        <w:tc>
+          <w:tcPr>
+            <w:tcW w:type="dxa" w:w="900"/>
+            <w:tcMar>
+              <w:top w:type="dxa" w:w="50"/>
+              <w:left w:type="dxa" w:w="90"/>
+              <w:bottom w:type="dxa" w:w="50"/>
+              <w:right w:type="dxa" w:w="90"/>
+            </w:tcMar>
+            <w:vAlign w:val="center"/>
+          </w:tcPr>
+          <w:p>
+            <w:pPr>
+              <w:jc w:val="center"/>
+            </w:pPr>
+            <w:r>
+              <w:rPr>
+                <w:b w:val="false"/>
+                <w:bCs w:val="false"/>
+                <w:sz w:val="17"/>
+                <w:szCs w:val="17"/>
+              </w:rPr>
+              <w:t xml:space="preserve">필수</w:t>
+            </w:r>
+          </w:p>
+        </w:tc>
+        <w:tc>
+          <w:tcPr>
+            <w:tcW w:type="dxa" w:w="1100"/>
+            <w:tcMar>
+              <w:top w:type="dxa" w:w="50"/>
+              <w:left w:type="dxa" w:w="90"/>
+              <w:bottom w:type="dxa" w:w="50"/>
+              <w:right w:type="dxa" w:w="90"/>
+            </w:tcMar>
+            <w:vAlign w:val="center"/>
+          </w:tcPr>
+          <w:p>
+            <w:pPr>
+              <w:jc w:val="center"/>
+            </w:pPr>
+            <w:r>
+              <w:rPr>
+                <w:b w:val="false"/>
+                <w:bCs w:val="false"/>
+                <w:sz w:val="17"/>
+                <w:szCs w:val="17"/>
+              </w:rPr>
+              <w:t xml:space="preserve">SW-04,05</w:t>
+            </w:r>
+          </w:p>
+        </w:tc>
+      </w:tr>
+      <w:tr>
+        <w:tc>
+          <w:tcPr>
+            <w:tcW w:type="dxa" w:w="800"/>
+            <w:tcMar>
+              <w:top w:type="dxa" w:w="50"/>
+              <w:left w:type="dxa" w:w="90"/>
+              <w:bottom w:type="dxa" w:w="50"/>
+              <w:right w:type="dxa" w:w="90"/>
+            </w:tcMar>
+            <w:vAlign w:val="center"/>
+          </w:tcPr>
+          <w:p>
+            <w:pPr>
+              <w:jc w:val="center"/>
+            </w:pPr>
+            <w:r>
+              <w:rPr>
+                <w:b/>
+                <w:bCs/>
+                <w:sz w:val="17"/>
+                <w:szCs w:val="17"/>
+              </w:rPr>
+              <w:t xml:space="preserve">F-49</w:t>
+            </w:r>
+          </w:p>
+        </w:tc>
+        <w:tc>
+          <w:tcPr>
+            <w:tcW w:type="dxa" w:w="1900"/>
+            <w:tcMar>
+              <w:top w:type="dxa" w:w="50"/>
+              <w:left w:type="dxa" w:w="90"/>
+              <w:bottom w:type="dxa" w:w="50"/>
+              <w:right w:type="dxa" w:w="90"/>
+            </w:tcMar>
+            <w:vAlign w:val="center"/>
+          </w:tcPr>
+          <w:p>
+            <w:pPr>
+              <w:jc w:val="left"/>
+            </w:pPr>
+            <w:r>
+              <w:rPr>
+                <w:b/>
+                <w:bCs/>
+                <w:sz w:val="17"/>
+                <w:szCs w:val="17"/>
+              </w:rPr>
+              <w:t xml:space="preserve">튜토리얼</w:t>
+            </w:r>
+          </w:p>
+        </w:tc>
+        <w:tc>
+          <w:tcPr>
+            <w:tcW w:type="dxa" w:w="4650"/>
+            <w:tcMar>
+              <w:top w:type="dxa" w:w="50"/>
+              <w:left w:type="dxa" w:w="90"/>
+              <w:bottom w:type="dxa" w:w="50"/>
+              <w:right w:type="dxa" w:w="90"/>
+            </w:tcMar>
+            <w:vAlign w:val="center"/>
+          </w:tcPr>
+          <w:p>
+            <w:pPr>
+              <w:jc w:val="left"/>
+            </w:pPr>
+            <w:r>
+              <w:rPr>
+                <w:b w:val="false"/>
+                <w:bCs w:val="false"/>
+                <w:sz w:val="17"/>
+                <w:szCs w:val="17"/>
+              </w:rPr>
+              <w:t xml:space="preserve">캐릭터 1차 생성·꾸미기 → 내 방에서 깨어남 → 루미의 마을 8곳 도보 투어 → 마을이장께 인사(첫 퀘스트)</w:t>
+            </w:r>
+          </w:p>
+        </w:tc>
+        <w:tc>
+          <w:tcPr>
+            <w:tcW w:type="dxa" w:w="900"/>
+            <w:tcMar>
+              <w:top w:type="dxa" w:w="50"/>
+              <w:left w:type="dxa" w:w="90"/>
+              <w:bottom w:type="dxa" w:w="50"/>
+              <w:right w:type="dxa" w:w="90"/>
+            </w:tcMar>
+            <w:vAlign w:val="center"/>
+          </w:tcPr>
+          <w:p>
+            <w:pPr>
+              <w:jc w:val="center"/>
+            </w:pPr>
+            <w:r>
+              <w:rPr>
+                <w:b w:val="false"/>
+                <w:bCs w:val="false"/>
+                <w:sz w:val="17"/>
+                <w:szCs w:val="17"/>
+              </w:rPr>
+              <w:t xml:space="preserve">필수</w:t>
+            </w:r>
+          </w:p>
+        </w:tc>
+        <w:tc>
+          <w:tcPr>
+            <w:tcW w:type="dxa" w:w="1100"/>
+            <w:tcMar>
+              <w:top w:type="dxa" w:w="50"/>
+              <w:left w:type="dxa" w:w="90"/>
+              <w:bottom w:type="dxa" w:w="50"/>
+              <w:right w:type="dxa" w:w="90"/>
+            </w:tcMar>
+            <w:vAlign w:val="center"/>
+          </w:tcPr>
+          <w:p>
+            <w:pPr>
+              <w:jc w:val="center"/>
+            </w:pPr>
+            <w:r>
+              <w:rPr>
+                <w:b w:val="false"/>
+                <w:bCs w:val="false"/>
+                <w:sz w:val="17"/>
+                <w:szCs w:val="17"/>
+              </w:rPr>
+              <w:t xml:space="preserve">SW-02,10</w:t>
+            </w:r>
+          </w:p>
+        </w:tc>
+      </w:tr>
+      <w:tr>
+        <w:tc>
+          <w:tcPr>
+            <w:tcW w:type="dxa" w:w="800"/>
+            <w:tcMar>
+              <w:top w:type="dxa" w:w="50"/>
+              <w:left w:type="dxa" w:w="90"/>
+              <w:bottom w:type="dxa" w:w="50"/>
+              <w:right w:type="dxa" w:w="90"/>
+            </w:tcMar>
+            <w:vAlign w:val="center"/>
+          </w:tcPr>
+          <w:p>
+            <w:pPr>
+              <w:jc w:val="center"/>
+            </w:pPr>
+            <w:r>
+              <w:rPr>
+                <w:b/>
+                <w:bCs/>
+                <w:sz w:val="17"/>
+                <w:szCs w:val="17"/>
+              </w:rPr>
+              <w:t xml:space="preserve">F-50</w:t>
+            </w:r>
+          </w:p>
+        </w:tc>
+        <w:tc>
+          <w:tcPr>
+            <w:tcW w:type="dxa" w:w="1900"/>
+            <w:tcMar>
+              <w:top w:type="dxa" w:w="50"/>
+              <w:left w:type="dxa" w:w="90"/>
+              <w:bottom w:type="dxa" w:w="50"/>
+              <w:right w:type="dxa" w:w="90"/>
+            </w:tcMar>
+            <w:vAlign w:val="center"/>
+          </w:tcPr>
+          <w:p>
+            <w:pPr>
+              <w:jc w:val="left"/>
+            </w:pPr>
+            <w:r>
+              <w:rPr>
+                <w:b/>
+                <w:bCs/>
+                <w:sz w:val="17"/>
+                <w:szCs w:val="17"/>
+              </w:rPr>
+              <w:t xml:space="preserve">코코: 활동 추천</w:t>
+            </w:r>
+          </w:p>
+        </w:tc>
+        <w:tc>
+          <w:tcPr>
+            <w:tcW w:type="dxa" w:w="4650"/>
+            <w:tcMar>
+              <w:top w:type="dxa" w:w="50"/>
+              <w:left w:type="dxa" w:w="90"/>
+              <w:bottom w:type="dxa" w:w="50"/>
+              <w:right w:type="dxa" w:w="90"/>
+            </w:tcMar>
+            <w:vAlign w:val="center"/>
+          </w:tcPr>
+          <w:p>
+            <w:pPr>
+              <w:jc w:val="left"/>
+            </w:pPr>
+            <w:r>
+              <w:rPr>
+                <w:b w:val="false"/>
+                <w:bCs w:val="false"/>
+                <w:sz w:val="17"/>
+                <w:szCs w:val="17"/>
+              </w:rPr>
+              <w:t xml:space="preserve">관심사·퀘스트 단계·동네·요일 규칙 점수로 동아리·모임·지역 활동 3개 추천, 수요 로그 기록</w:t>
+            </w:r>
+          </w:p>
+        </w:tc>
+        <w:tc>
+          <w:tcPr>
+            <w:tcW w:type="dxa" w:w="900"/>
+            <w:tcMar>
+              <w:top w:type="dxa" w:w="50"/>
+              <w:left w:type="dxa" w:w="90"/>
+              <w:bottom w:type="dxa" w:w="50"/>
+              <w:right w:type="dxa" w:w="90"/>
+            </w:tcMar>
+            <w:vAlign w:val="center"/>
+          </w:tcPr>
+          <w:p>
+            <w:pPr>
+              <w:jc w:val="center"/>
+            </w:pPr>
+            <w:r>
+              <w:rPr>
+                <w:b w:val="false"/>
+                <w:bCs w:val="false"/>
+                <w:sz w:val="17"/>
+                <w:szCs w:val="17"/>
+              </w:rPr>
+              <w:t xml:space="preserve">필수</w:t>
+            </w:r>
+          </w:p>
+        </w:tc>
+        <w:tc>
+          <w:tcPr>
+            <w:tcW w:type="dxa" w:w="1100"/>
+            <w:tcMar>
+              <w:top w:type="dxa" w:w="50"/>
+              <w:left w:type="dxa" w:w="90"/>
+              <w:bottom w:type="dxa" w:w="50"/>
+              <w:right w:type="dxa" w:w="90"/>
+            </w:tcMar>
+            <w:vAlign w:val="center"/>
+          </w:tcPr>
+          <w:p>
+            <w:pPr>
+              <w:jc w:val="center"/>
+            </w:pPr>
+            <w:r>
+              <w:rPr>
+                <w:b w:val="false"/>
+                <w:bCs w:val="false"/>
+                <w:sz w:val="17"/>
+                <w:szCs w:val="17"/>
+              </w:rPr>
+              <w:t xml:space="preserve">SW-13</w:t>
+            </w:r>
+          </w:p>
+        </w:tc>
+      </w:tr>
+      <w:tr>
+        <w:tc>
+          <w:tcPr>
+            <w:tcW w:type="dxa" w:w="800"/>
+            <w:tcMar>
+              <w:top w:type="dxa" w:w="50"/>
+              <w:left w:type="dxa" w:w="90"/>
+              <w:bottom w:type="dxa" w:w="50"/>
+              <w:right w:type="dxa" w:w="90"/>
+            </w:tcMar>
+            <w:vAlign w:val="center"/>
+          </w:tcPr>
+          <w:p>
+            <w:pPr>
+              <w:jc w:val="center"/>
+            </w:pPr>
+            <w:r>
+              <w:rPr>
+                <w:b/>
+                <w:bCs/>
+                <w:sz w:val="17"/>
+                <w:szCs w:val="17"/>
+              </w:rPr>
+              <w:t xml:space="preserve">F-51</w:t>
+            </w:r>
+          </w:p>
+        </w:tc>
+        <w:tc>
+          <w:tcPr>
+            <w:tcW w:type="dxa" w:w="1900"/>
+            <w:tcMar>
+              <w:top w:type="dxa" w:w="50"/>
+              <w:left w:type="dxa" w:w="90"/>
+              <w:bottom w:type="dxa" w:w="50"/>
+              <w:right w:type="dxa" w:w="90"/>
+            </w:tcMar>
+            <w:vAlign w:val="center"/>
+          </w:tcPr>
+          <w:p>
+            <w:pPr>
+              <w:jc w:val="left"/>
+            </w:pPr>
+            <w:r>
+              <w:rPr>
+                <w:b/>
+                <w:bCs/>
+                <w:sz w:val="17"/>
+                <w:szCs w:val="17"/>
+              </w:rPr>
+              <w:t xml:space="preserve">마을이장: 이벤트 제안</w:t>
+            </w:r>
+          </w:p>
+        </w:tc>
+        <w:tc>
+          <w:tcPr>
+            <w:tcW w:type="dxa" w:w="4650"/>
+            <w:tcMar>
+              <w:top w:type="dxa" w:w="50"/>
+              <w:left w:type="dxa" w:w="90"/>
+              <w:bottom w:type="dxa" w:w="50"/>
+              <w:right w:type="dxa" w:w="90"/>
+            </w:tcMar>
+            <w:vAlign w:val="center"/>
+          </w:tcPr>
+          <w:p>
+            <w:pPr>
+              <w:jc w:val="left"/>
+            </w:pPr>
+            <w:r>
+              <w:rPr>
+                <w:b w:val="false"/>
+                <w:bCs w:val="false"/>
+                <w:sz w:val="17"/>
+                <w:szCs w:val="17"/>
+              </w:rPr>
+              <w:t xml:space="preserve">환류 이벤트 주제 + 관심사 분포(k=5) + 퀘스트 단계로 템플릿 이벤트 결정, 금칙어 검사, 담당자 승인 후 공개, 시민 참여 기록</w:t>
+            </w:r>
+          </w:p>
+        </w:tc>
+        <w:tc>
+          <w:tcPr>
+            <w:tcW w:type="dxa" w:w="900"/>
+            <w:tcMar>
+              <w:top w:type="dxa" w:w="50"/>
+              <w:left w:type="dxa" w:w="90"/>
+              <w:bottom w:type="dxa" w:w="50"/>
+              <w:right w:type="dxa" w:w="90"/>
+            </w:tcMar>
+            <w:vAlign w:val="center"/>
+          </w:tcPr>
+          <w:p>
+            <w:pPr>
+              <w:jc w:val="center"/>
+            </w:pPr>
+            <w:r>
+              <w:rPr>
+                <w:b w:val="false"/>
+                <w:bCs w:val="false"/>
+                <w:sz w:val="17"/>
+                <w:szCs w:val="17"/>
+              </w:rPr>
+              <w:t xml:space="preserve">필수</w:t>
+            </w:r>
+          </w:p>
+        </w:tc>
+        <w:tc>
+          <w:tcPr>
+            <w:tcW w:type="dxa" w:w="1100"/>
+            <w:tcMar>
+              <w:top w:type="dxa" w:w="50"/>
+              <w:left w:type="dxa" w:w="90"/>
+              <w:bottom w:type="dxa" w:w="50"/>
+              <w:right w:type="dxa" w:w="90"/>
+            </w:tcMar>
+            <w:vAlign w:val="center"/>
+          </w:tcPr>
+          <w:p>
+            <w:pPr>
+              <w:jc w:val="center"/>
+            </w:pPr>
+            <w:r>
+              <w:rPr>
+                <w:b w:val="false"/>
+                <w:bCs w:val="false"/>
+                <w:sz w:val="17"/>
+                <w:szCs w:val="17"/>
+              </w:rPr>
+              <w:t xml:space="preserve">SW-12</w:t>
+            </w:r>
+          </w:p>
+        </w:tc>
+      </w:tr>
+      <w:tr>
+        <w:tc>
+          <w:tcPr>
+            <w:tcW w:type="dxa" w:w="800"/>
+            <w:tcMar>
+              <w:top w:type="dxa" w:w="50"/>
+              <w:left w:type="dxa" w:w="90"/>
+              <w:bottom w:type="dxa" w:w="50"/>
+              <w:right w:type="dxa" w:w="90"/>
+            </w:tcMar>
+            <w:vAlign w:val="center"/>
+          </w:tcPr>
+          <w:p>
+            <w:pPr>
+              <w:jc w:val="center"/>
+            </w:pPr>
+            <w:r>
+              <w:rPr>
+                <w:b/>
+                <w:bCs/>
+                <w:sz w:val="17"/>
+                <w:szCs w:val="17"/>
+              </w:rPr>
+              <w:t xml:space="preserve">F-52</w:t>
+            </w:r>
+          </w:p>
+        </w:tc>
+        <w:tc>
+          <w:tcPr>
+            <w:tcW w:type="dxa" w:w="1900"/>
+            <w:tcMar>
+              <w:top w:type="dxa" w:w="50"/>
+              <w:left w:type="dxa" w:w="90"/>
+              <w:bottom w:type="dxa" w:w="50"/>
+              <w:right w:type="dxa" w:w="90"/>
+            </w:tcMar>
+            <w:vAlign w:val="center"/>
+          </w:tcPr>
+          <w:p>
+            <w:pPr>
+              <w:jc w:val="left"/>
+            </w:pPr>
+            <w:r>
+              <w:rPr>
+                <w:b/>
+                <w:bCs/>
+                <w:sz w:val="17"/>
+                <w:szCs w:val="17"/>
+              </w:rPr>
+              <w:t xml:space="preserve">마을이장: 월드 리포트</w:t>
+            </w:r>
+          </w:p>
+        </w:tc>
+        <w:tc>
+          <w:tcPr>
+            <w:tcW w:type="dxa" w:w="4650"/>
+            <w:tcMar>
+              <w:top w:type="dxa" w:w="50"/>
+              <w:left w:type="dxa" w:w="90"/>
+              <w:bottom w:type="dxa" w:w="50"/>
+              <w:right w:type="dxa" w:w="90"/>
+            </w:tcMar>
+            <w:vAlign w:val="center"/>
+          </w:tcPr>
+          <w:p>
+            <w:pPr>
+              <w:jc w:val="left"/>
+            </w:pPr>
+            <w:r>
+              <w:rPr>
+                <w:b w:val="false"/>
+                <w:bCs w:val="false"/>
+                <w:sz w:val="17"/>
+                <w:szCs w:val="17"/>
+              </w:rPr>
+              <w:t xml:space="preserve">코호트×주 집계 숫자를 읽고 해설 문장을 써서 관리자 대시보드에 첨부(점수 계산 미반영, 숫자는 템플릿)</w:t>
+            </w:r>
+          </w:p>
+        </w:tc>
+        <w:tc>
+          <w:tcPr>
+            <w:tcW w:type="dxa" w:w="900"/>
+            <w:tcMar>
+              <w:top w:type="dxa" w:w="50"/>
+              <w:left w:type="dxa" w:w="90"/>
+              <w:bottom w:type="dxa" w:w="50"/>
+              <w:right w:type="dxa" w:w="90"/>
+            </w:tcMar>
+            <w:vAlign w:val="center"/>
+          </w:tcPr>
+          <w:p>
+            <w:pPr>
+              <w:jc w:val="center"/>
+            </w:pPr>
+            <w:r>
+              <w:rPr>
+                <w:b w:val="false"/>
+                <w:bCs w:val="false"/>
+                <w:sz w:val="17"/>
+                <w:szCs w:val="17"/>
+              </w:rPr>
+              <w:t xml:space="preserve">권장</w:t>
+            </w:r>
+          </w:p>
+        </w:tc>
+        <w:tc>
+          <w:tcPr>
+            <w:tcW w:type="dxa" w:w="1100"/>
+            <w:tcMar>
+              <w:top w:type="dxa" w:w="50"/>
+              <w:left w:type="dxa" w:w="90"/>
+              <w:bottom w:type="dxa" w:w="50"/>
+              <w:right w:type="dxa" w:w="90"/>
+            </w:tcMar>
+            <w:vAlign w:val="center"/>
+          </w:tcPr>
+          <w:p>
+            <w:pPr>
+              <w:jc w:val="center"/>
+            </w:pPr>
+            <w:r>
+              <w:rPr>
+                <w:b w:val="false"/>
+                <w:bCs w:val="false"/>
+                <w:sz w:val="17"/>
+                <w:szCs w:val="17"/>
+              </w:rPr>
+              <w:t xml:space="preserve">S-04</w:t>
+            </w:r>
+          </w:p>
+        </w:tc>
+      </w:tr>
+      <w:tr>
+        <w:tc>
+          <w:tcPr>
+            <w:tcW w:type="dxa" w:w="800"/>
+            <w:tcMar>
+              <w:top w:type="dxa" w:w="50"/>
+              <w:left w:type="dxa" w:w="90"/>
+              <w:bottom w:type="dxa" w:w="50"/>
+              <w:right w:type="dxa" w:w="90"/>
+            </w:tcMar>
+            <w:vAlign w:val="center"/>
+          </w:tcPr>
+          <w:p>
+            <w:pPr>
+              <w:jc w:val="center"/>
+            </w:pPr>
+            <w:r>
+              <w:rPr>
+                <w:b/>
+                <w:bCs/>
+                <w:sz w:val="17"/>
+                <w:szCs w:val="17"/>
+              </w:rPr>
+              <w:t xml:space="preserve">F-53</w:t>
+            </w:r>
+          </w:p>
+        </w:tc>
+        <w:tc>
+          <w:tcPr>
+            <w:tcW w:type="dxa" w:w="1900"/>
+            <w:tcMar>
+              <w:top w:type="dxa" w:w="50"/>
+              <w:left w:type="dxa" w:w="90"/>
+              <w:bottom w:type="dxa" w:w="50"/>
+              <w:right w:type="dxa" w:w="90"/>
+            </w:tcMar>
+            <w:vAlign w:val="center"/>
+          </w:tcPr>
+          <w:p>
+            <w:pPr>
+              <w:jc w:val="left"/>
+            </w:pPr>
+            <w:r>
+              <w:rPr>
+                <w:b/>
+                <w:bCs/>
+                <w:sz w:val="17"/>
+                <w:szCs w:val="17"/>
+              </w:rPr>
+              <w:t xml:space="preserve">수요·월드 활동 집계</w:t>
+            </w:r>
+          </w:p>
+        </w:tc>
+        <w:tc>
+          <w:tcPr>
+            <w:tcW w:type="dxa" w:w="4650"/>
+            <w:tcMar>
+              <w:top w:type="dxa" w:w="50"/>
+              <w:left w:type="dxa" w:w="90"/>
+              <w:bottom w:type="dxa" w:w="50"/>
+              <w:right w:type="dxa" w:w="90"/>
+            </w:tcMar>
+            <w:vAlign w:val="center"/>
+          </w:tcPr>
+          <w:p>
+            <w:pPr>
+              <w:jc w:val="left"/>
+            </w:pPr>
+            <w:r>
+              <w:rPr>
+                <w:b w:val="false"/>
+                <w:bCs w:val="false"/>
+                <w:sz w:val="17"/>
+                <w:szCs w:val="17"/>
+              </w:rPr>
+              <w:t xml:space="preserve">하루·코코 수요와 퀘스트·이벤트 참여·응원 스티커를 코호트×주로 익명 집계(k=5) — "이장의 장부"</w:t>
+            </w:r>
+          </w:p>
+        </w:tc>
+        <w:tc>
+          <w:tcPr>
+            <w:tcW w:type="dxa" w:w="900"/>
+            <w:tcMar>
+              <w:top w:type="dxa" w:w="50"/>
+              <w:left w:type="dxa" w:w="90"/>
+              <w:bottom w:type="dxa" w:w="50"/>
+              <w:right w:type="dxa" w:w="90"/>
+            </w:tcMar>
+            <w:vAlign w:val="center"/>
+          </w:tcPr>
+          <w:p>
+            <w:pPr>
+              <w:jc w:val="center"/>
+            </w:pPr>
+            <w:r>
+              <w:rPr>
+                <w:b w:val="false"/>
+                <w:bCs w:val="false"/>
+                <w:sz w:val="17"/>
+                <w:szCs w:val="17"/>
+              </w:rPr>
+              <w:t xml:space="preserve">필수</w:t>
+            </w:r>
+          </w:p>
+        </w:tc>
+        <w:tc>
+          <w:tcPr>
+            <w:tcW w:type="dxa" w:w="1100"/>
+            <w:tcMar>
+              <w:top w:type="dxa" w:w="50"/>
+              <w:left w:type="dxa" w:w="90"/>
+              <w:bottom w:type="dxa" w:w="50"/>
+              <w:right w:type="dxa" w:w="90"/>
+            </w:tcMar>
+            <w:vAlign w:val="center"/>
+          </w:tcPr>
+          <w:p>
+            <w:pPr>
+              <w:jc w:val="center"/>
+            </w:pPr>
+            <w:r>
+              <w:rPr>
+                <w:b w:val="false"/>
+                <w:bCs w:val="false"/>
+                <w:sz w:val="17"/>
+                <w:szCs w:val="17"/>
+              </w:rPr>
+              <w:t xml:space="preserve">-</w:t>
+            </w:r>
+          </w:p>
+        </w:tc>
+      </w:tr>
+      <w:tr>
+        <w:tc>
+          <w:tcPr>
+            <w:tcW w:type="dxa" w:w="800"/>
+            <w:tcMar>
+              <w:top w:type="dxa" w:w="50"/>
+              <w:left w:type="dxa" w:w="90"/>
+              <w:bottom w:type="dxa" w:w="50"/>
+              <w:right w:type="dxa" w:w="90"/>
+            </w:tcMar>
+            <w:vAlign w:val="center"/>
+          </w:tcPr>
+          <w:p>
+            <w:pPr>
+              <w:jc w:val="center"/>
+            </w:pPr>
+            <w:r>
+              <w:rPr>
+                <w:b/>
+                <w:bCs/>
+                <w:sz w:val="17"/>
+                <w:szCs w:val="17"/>
+              </w:rPr>
+              <w:t xml:space="preserve">F-54</w:t>
+            </w:r>
+          </w:p>
+        </w:tc>
+        <w:tc>
+          <w:tcPr>
+            <w:tcW w:type="dxa" w:w="1900"/>
+            <w:tcMar>
+              <w:top w:type="dxa" w:w="50"/>
+              <w:left w:type="dxa" w:w="90"/>
+              <w:bottom w:type="dxa" w:w="50"/>
+              <w:right w:type="dxa" w:w="90"/>
+            </w:tcMar>
+            <w:vAlign w:val="center"/>
+          </w:tcPr>
+          <w:p>
+            <w:pPr>
+              <w:jc w:val="left"/>
+            </w:pPr>
+            <w:r>
+              <w:rPr>
+                <w:b/>
+                <w:bCs/>
+                <w:sz w:val="17"/>
+                <w:szCs w:val="17"/>
+              </w:rPr>
+              <w:t xml:space="preserve">나의 휴대폰·전체 지도</w:t>
+            </w:r>
+          </w:p>
+        </w:tc>
+        <w:tc>
+          <w:tcPr>
+            <w:tcW w:type="dxa" w:w="4650"/>
+            <w:tcMar>
+              <w:top w:type="dxa" w:w="50"/>
+              <w:left w:type="dxa" w:w="90"/>
+              <w:bottom w:type="dxa" w:w="50"/>
+              <w:right w:type="dxa" w:w="90"/>
+            </w:tcMar>
+            <w:vAlign w:val="center"/>
+          </w:tcPr>
+          <w:p>
+            <w:pPr>
+              <w:jc w:val="left"/>
+            </w:pPr>
+            <w:r>
+              <w:rPr>
+                <w:b w:val="false"/>
+                <w:bCs w:val="false"/>
+                <w:sz w:val="17"/>
+                <w:szCs w:val="17"/>
+              </w:rPr>
+              <w:t xml:space="preserve">동아리·미션·주민 연락처·설정을 휴대폰 UI로 제공, 전체 지도에서 장소로 이동</w:t>
+            </w:r>
+          </w:p>
+        </w:tc>
+        <w:tc>
+          <w:tcPr>
+            <w:tcW w:type="dxa" w:w="900"/>
+            <w:tcMar>
+              <w:top w:type="dxa" w:w="50"/>
+              <w:left w:type="dxa" w:w="90"/>
+              <w:bottom w:type="dxa" w:w="50"/>
+              <w:right w:type="dxa" w:w="90"/>
+            </w:tcMar>
+            <w:vAlign w:val="center"/>
+          </w:tcPr>
+          <w:p>
+            <w:pPr>
+              <w:jc w:val="center"/>
+            </w:pPr>
+            <w:r>
+              <w:rPr>
+                <w:b w:val="false"/>
+                <w:bCs w:val="false"/>
+                <w:sz w:val="17"/>
+                <w:szCs w:val="17"/>
+              </w:rPr>
+              <w:t xml:space="preserve">권장</w:t>
+            </w:r>
+          </w:p>
+        </w:tc>
+        <w:tc>
+          <w:tcPr>
+            <w:tcW w:type="dxa" w:w="1100"/>
+            <w:tcMar>
+              <w:top w:type="dxa" w:w="50"/>
+              <w:left w:type="dxa" w:w="90"/>
+              <w:bottom w:type="dxa" w:w="50"/>
+              <w:right w:type="dxa" w:w="90"/>
+            </w:tcMar>
+            <w:vAlign w:val="center"/>
+          </w:tcPr>
+          <w:p>
+            <w:pPr>
+              <w:jc w:val="center"/>
+            </w:pPr>
+            <w:r>
+              <w:rPr>
+                <w:b w:val="false"/>
+                <w:bCs w:val="false"/>
+                <w:sz w:val="17"/>
+                <w:szCs w:val="17"/>
+              </w:rPr>
+              <w:t xml:space="preserve">SW-11</w:t>
+            </w:r>
+          </w:p>
+        </w:tc>
+      </w:tr>
+      <w:tr>
+        <w:tc>
+          <w:tcPr>
+            <w:tcW w:type="dxa" w:w="800"/>
+            <w:tcMar>
+              <w:top w:type="dxa" w:w="50"/>
+              <w:left w:type="dxa" w:w="90"/>
+              <w:bottom w:type="dxa" w:w="50"/>
+              <w:right w:type="dxa" w:w="90"/>
+            </w:tcMar>
+            <w:vAlign w:val="center"/>
+          </w:tcPr>
+          <w:p>
+            <w:pPr>
+              <w:jc w:val="center"/>
+            </w:pPr>
+            <w:r>
+              <w:rPr>
+                <w:b/>
+                <w:bCs/>
+                <w:sz w:val="17"/>
+                <w:szCs w:val="17"/>
+              </w:rPr>
+              <w:t xml:space="preserve">F-55</w:t>
+            </w:r>
+          </w:p>
+        </w:tc>
+        <w:tc>
+          <w:tcPr>
+            <w:tcW w:type="dxa" w:w="1900"/>
+            <w:tcMar>
+              <w:top w:type="dxa" w:w="50"/>
+              <w:left w:type="dxa" w:w="90"/>
+              <w:bottom w:type="dxa" w:w="50"/>
+              <w:right w:type="dxa" w:w="90"/>
+            </w:tcMar>
+            <w:vAlign w:val="center"/>
+          </w:tcPr>
+          <w:p>
+            <w:pPr>
+              <w:jc w:val="left"/>
+            </w:pPr>
+            <w:r>
+              <w:rPr>
+                <w:b/>
+                <w:bCs/>
+                <w:sz w:val="17"/>
+                <w:szCs w:val="17"/>
+              </w:rPr>
+              <w:t xml:space="preserve">내 방</w:t>
+            </w:r>
+          </w:p>
+        </w:tc>
+        <w:tc>
+          <w:tcPr>
+            <w:tcW w:type="dxa" w:w="4650"/>
+            <w:tcMar>
+              <w:top w:type="dxa" w:w="50"/>
+              <w:left w:type="dxa" w:w="90"/>
+              <w:bottom w:type="dxa" w:w="50"/>
+              <w:right w:type="dxa" w:w="90"/>
+            </w:tcMar>
+            <w:vAlign w:val="center"/>
+          </w:tcPr>
+          <w:p>
+            <w:pPr>
+              <w:jc w:val="left"/>
+            </w:pPr>
+            <w:r>
+              <w:rPr>
+                <w:b w:val="false"/>
+                <w:bCs w:val="false"/>
+                <w:sz w:val="17"/>
+                <w:szCs w:val="17"/>
+              </w:rPr>
+              <w:t xml:space="preserve">개인 공간, 캐릭터 꾸미기, 루미의 마을 소개 다시 보기</w:t>
+            </w:r>
+          </w:p>
+        </w:tc>
+        <w:tc>
+          <w:tcPr>
+            <w:tcW w:type="dxa" w:w="900"/>
+            <w:tcMar>
+              <w:top w:type="dxa" w:w="50"/>
+              <w:left w:type="dxa" w:w="90"/>
+              <w:bottom w:type="dxa" w:w="50"/>
+              <w:right w:type="dxa" w:w="90"/>
+            </w:tcMar>
+            <w:vAlign w:val="center"/>
+          </w:tcPr>
+          <w:p>
+            <w:pPr>
+              <w:jc w:val="center"/>
+            </w:pPr>
+            <w:r>
+              <w:rPr>
+                <w:b w:val="false"/>
+                <w:bCs w:val="false"/>
+                <w:sz w:val="17"/>
+                <w:szCs w:val="17"/>
+              </w:rPr>
+              <w:t xml:space="preserve">권장</w:t>
+            </w:r>
+          </w:p>
+        </w:tc>
+        <w:tc>
+          <w:tcPr>
+            <w:tcW w:type="dxa" w:w="1100"/>
+            <w:tcMar>
+              <w:top w:type="dxa" w:w="50"/>
+              <w:left w:type="dxa" w:w="90"/>
+              <w:bottom w:type="dxa" w:w="50"/>
+              <w:right w:type="dxa" w:w="90"/>
+            </w:tcMar>
+            <w:vAlign w:val="center"/>
+          </w:tcPr>
+          <w:p>
+            <w:pPr>
+              <w:jc w:val="center"/>
+            </w:pPr>
+            <w:r>
+              <w:rPr>
+                <w:b w:val="false"/>
+                <w:bCs w:val="false"/>
+                <w:sz w:val="17"/>
+                <w:szCs w:val="17"/>
+              </w:rPr>
+              <w:t xml:space="preserve">SW-10</w:t>
             </w:r>
           </w:p>
         </w:tc>
@@ -8033,7 +9323,7 @@
           <w:sz w:val="18"/>
           <w:szCs w:val="18"/>
         </w:rPr>
-        <w:t xml:space="preserve">※ 우선순위 '필수'는 대회 제출용 MVP 범위, '권장'은 1차 확장, '보류'는 상세 정의를 후속 기획으로 미룬 항목을 의미한다. F-40·F-41·F-42는 개념은 확정되었으나 세부 UX는 후속 기획 대상이다(화면 기획서 참고). F-46(소셜 로그인)은 추가 논의로 뒤늦게 확정되어 번호는 K 분류 마지막이지만, 실제 실행 순서상으로는 F-37(온보딩)보다 선행한다 — 화면 기획서의 SW-01이 F-46에 대응한다.</w:t>
+        <w:t xml:space="preserve">※ 우선순위 '필수'는 대회 제출용 MVP 범위, '권장'은 1차 확장, '보류'는 상세 정의를 후속 기획으로 미룬 항목을 의미한다. 2026-09-29 NPC 재편에 따라 F-33~F-36은 하루·루미 기능으로, F-40~F-42는 동아리센터·게임방·응원 스티커로 이름과 내용을 바꿨고(ID는 유지), 재편으로 생긴 기능은 M 분류(F-47~F-55)에 추가했다. F-46(소셜 로그인)은 번호는 K 분류 마지막이지만 실행 순서상 F-37(설문)보다 선행한다.</w:t>
       </w:r>
     </w:p>
     <w:p>
@@ -8090,7 +9380,7 @@
           <w:sz w:val="20"/>
           <w:szCs w:val="20"/>
         </w:rPr>
-        <w:t xml:space="preserve">입력: 배경지표 z(통신), 트리거지표 z(카드, robust z-score), 이벤트반응도(명절 구간 업종 엔트로피 변화량), 미시신호(심리상담 NPC 위험 키워드 빈출도·심각도)</w:t>
+        <w:t xml:space="preserve">입력: 통신 6개월 추세 하락(baseline_z), 카드 결제건수의 기준 기간 대비 평가 기간 수준(trigger_z), 명절 반응이 같은 지역 다른 코호트보다 약한 정도(event_response), 루미 위험 키워드율·심각도(micro_signal, 코호트 월평균 5세션 미만이면 없음)</w:t>
       </w:r>
     </w:p>
     <w:p>
@@ -8107,7 +9397,7 @@
           <w:sz w:val="20"/>
           <w:szCs w:val="20"/>
         </w:rPr>
-        <w:t xml:space="preserve">처리: 각 지표를 정규화한 뒤 도메인 가중치(프로토타입 초기값 — 거시 배경 0.25 : 거시 트리거 0.40 : 이벤트반응도 0.20 : 미시신호 0.15)로 가중합. 미시신호는 가상데이터 기반이므로 보정 신호로만 반영(거시 주도 구조, 11장 Open Item)</w:t>
+        <w:t xml:space="preserve">처리: 각 지표를 정규화한 뒤 가중합(구현 잠정값 — 통신 0.20 : 카드 0.30 : 이벤트 0.30 : 미시 0.20, 미시가 없으면 0.25 : 0.375 : 0.375). 미시신호는 시연 단계에서 가상데이터 기반이므로 보정 신호로만 반영(거시 주도 구조)</w:t>
       </w:r>
     </w:p>
     <w:p>
@@ -8124,7 +9414,7 @@
           <w:sz w:val="20"/>
           <w:szCs w:val="20"/>
         </w:rPr>
-        <w:t xml:space="preserve">환산: 종합 스코어를 코호트 전체 분포의 분위수(quintile) 기준 5개 구간에 매핑(Lv.1~Lv.5)</w:t>
+        <w:t xml:space="preserve">환산: 종합 스코어를 코호트 전체 분포의 분위수(quintile) 기준 5개 구간에 매핑(Lv.1~Lv.5). 미시 z ≥ 2.0이면 최소 Lv.3(안전장치)</w:t>
       </w:r>
     </w:p>
     <w:p>
@@ -8208,7 +9498,7 @@
           <w:sz w:val="20"/>
           <w:szCs w:val="20"/>
         </w:rPr>
-        <w:t xml:space="preserve">시간 해상도 정합: 통신(월별) → 카드(일별) → 게임 로그(실시간)의 순으로 해상도가 세밀해지므로, 통신 데이터를 월간 배경값으로 고정하고 카드·게임 신호는 해당 월의 최신값으로 결합</w:t>
+        <w:t xml:space="preserve">시간 해상도 정합: 통신(월별) · 카드(일별) · 월드 신호(루미 월별, 수요·월드 활동 주별 집계)의 해상도가 다르므로, 통신 데이터를 월간 배경값으로 고정하고 카드·월드 신호는 해당 월의 최신값으로 결합</w:t>
       </w:r>
     </w:p>
     <w:p>
@@ -8225,7 +9515,7 @@
           <w:sz w:val="20"/>
           <w:szCs w:val="20"/>
         </w:rPr>
-        <w:t xml:space="preserve">최소 표본 처리: 게임 로그가 특정 코호트에서 최소 표본 수 미만이면 해당 코호트는 거시 신호만으로 위험도를 산출(F-44 연동)</w:t>
+        <w:t xml:space="preserve">최소 표본 처리: 월드 신호가 특정 코호트에서 최소 표본 수 미만이면 해당 코호트는 거시 신호만으로 위험도를 산출(F-44 연동)</w:t>
       </w:r>
     </w:p>
     <w:p>
@@ -8241,7 +9531,7 @@
           <w:sz w:val="24"/>
           <w:szCs w:val="24"/>
         </w:rPr>
-        <w:t xml:space="preserve">3-3. F-35 심리상담 NPC 위험 키워드·심각도 판정</w:t>
+        <w:t xml:space="preserve">3-3. F-35 루미 위험 키워드·심각도 판정 (+ F-47·F-48 위험사전)</w:t>
       </w:r>
     </w:p>
     <w:p>
@@ -8258,7 +9548,7 @@
           <w:sz w:val="20"/>
           <w:szCs w:val="20"/>
         </w:rPr>
-        <w:t xml:space="preserve">① 대화 중 위험 키워드 사전과의 매칭으로 키워드별 빈출도를 집계</w:t>
+        <w:t xml:space="preserve">① 자유 입력은 먼저 위기 표현 사전(F-48)으로 검사한다 — 걸리면 LLM을 기다리지 않고 위기 대응(F-43)</w:t>
       </w:r>
     </w:p>
     <w:p>
@@ -8275,7 +9565,7 @@
           <w:sz w:val="20"/>
           <w:szCs w:val="20"/>
         </w:rPr>
-        <w:t xml:space="preserve">② LLM이 맥락을 고려해 심각도를 판정(관용적 표현인지 실제 위기 신호인지 구분)</w:t>
+        <w:t xml:space="preserve">② 위험 키워드 사전(F-47)으로 태그 9종을 매칭해 키워드 점수 K를 낸다 — 걸린 태그 기본 심각도(0.3~0.8)의 최댓값 + 추가 태그당 0.05, 일시적 표현만 있으면 −0.1</w:t>
       </w:r>
     </w:p>
     <w:p>
@@ -8292,7 +9582,7 @@
           <w:sz w:val="20"/>
           <w:szCs w:val="20"/>
         </w:rPr>
-        <w:t xml:space="preserve">③ 고위험 신호 판정 시 즉시 에스컬레이션(F-43)으로 분기, 그 외에는 정서적 지지 응답과 다음 공간(미션방/동아리방/정책추천 NPC) 유도로 이어짐</w:t>
+        <w:t xml:space="preserve">③ LLM이 발화 톤 T(0~1)와 관용 표현 여부를 판정(관용 표현이면 K×0.5) → 심각도 = min(1, 0.5·K + 0.5·T + 지속성), 같은 태그 3회째부터 +0.1</w:t>
       </w:r>
     </w:p>
     <w:p>
@@ -8309,7 +9599,7 @@
           <w:sz w:val="20"/>
           <w:szCs w:val="20"/>
         </w:rPr>
-        <w:t xml:space="preserve">④ 개인 식별정보를 제거하고 원문이 아닌 지표(빈출도·심각도 점수) 형태로 변환 후 지역×연령대×성별 코호트 단위로 집계</w:t>
+        <w:t xml:space="preserve">④ &lt; 0.5 일반 대화 / 0.5~0.8 하루·전문 상담 창구를 부드럽게 제안 / ≥ 0.8 위기 대응. 세션이 끝나면 태그·키워드 수·최대 심각도만 저장(원문 없음) → 코호트×월 집계</w:t>
       </w:r>
     </w:p>
     <w:p>
@@ -8326,7 +9616,7 @@
           <w:sz w:val="20"/>
           <w:szCs w:val="20"/>
         </w:rPr>
-        <w:t xml:space="preserve">근거: 위험 키워드 사전은 UCLA Loneliness Scale, De Jong Gierveld Scale, 서울시 고립은둔청년 실태조사 문항을 참고해 구성한다(임의 키워드셋 사용 지양)</w:t>
+        <w:t xml:space="preserve">근거: 태그 정의는 UCLA·De Jong Gierveld 외로움 척도의 문항 주제, 필요성·심각도는 서울시·복지부 고립·은둔 청년 실태조사의 판별 기준과 국가지표(사회적 고립도)에서 가져온다(근거 10건, 위험사전_근거_매핑표.md). 임의 키워드셋은 쓰지 않는다</w:t>
       </w:r>
     </w:p>
     <w:p>
@@ -8521,7 +9811,7 @@
           <w:sz w:val="20"/>
           <w:szCs w:val="20"/>
         </w:rPr>
-        <w:t xml:space="preserve">소셜 월드는 카카오·네이버 OAuth 간편 로그인을 채택한다. 아래는 로그인 처리 흐름과 계정 데이터베이스 연동 구조다.</w:t>
+        <w:t xml:space="preserve">소셜 월드는 게스트(익명) 로그인과 카카오 OAuth 간편 로그인을 쓴다(네이버 미정). 인증과 세션은 Supabase Auth가 맡는다. 아래 ①~⑥은 카카오 로그인의 개념 흐름이며, 실제 구현에서는 ③~⑤를 Supabase Auth가 대신한다.</w:t>
       </w:r>
     </w:p>
     <w:p>
@@ -8654,7 +9944,7 @@
           <w:sz w:val="20"/>
           <w:szCs w:val="20"/>
         </w:rPr>
-        <w:t xml:space="preserve">users: user_id(PK), provider(카카오/네이버), provider_user_id, nickname, 거주_시군구, 연령대, 성별, created_at — 온보딩 설문 결과가 이 테이블에 저장되어 위험 탐지 에이전트의 코호트 매핑 키(거주 시군구×연령대×성별)로 사용된다.</w:t>
+        <w:t xml:space="preserve">profiles: id(인증 사용자), nickname, sgg_code, age_group, gender, avatar, interests, join_goal, onboarded_at — 설문 결과가 저장되어 위험 탐지 에이전트의 코호트 매핑 키(지역×연령대×성별)로 쓰인다.</w:t>
       </w:r>
     </w:p>
     <w:p>
@@ -8671,7 +9961,7 @@
           <w:sz w:val="20"/>
           <w:szCs w:val="20"/>
         </w:rPr>
-        <w:t xml:space="preserve">missions_progress, clubs, club_members 등 게임 기능별 테이블은 user_id를 외래키로 참조한다.</w:t>
+        <w:t xml:space="preserve">mission_progress, clubs, club_members, club_cheers, event_participation 등 게임 기능별 테이블은 user_id를 외래키로 참조한다.</w:t>
       </w:r>
     </w:p>
     <w:p>
@@ -8688,7 +9978,7 @@
           <w:sz w:val="20"/>
           <w:szCs w:val="20"/>
         </w:rPr>
-        <w:t xml:space="preserve">npc_chat_logs: 원본 대화는 개인 식별정보 제거 후 지표(위험 키워드 빈출도·심각도 점수) 형태로만 별도 테이블에 저장하며, user_id 대신 코호트 키로 집계해 위험 탐지 에이전트에 전달한다(F-32, 9장 익명화 원칙과 정합). user_id와 연결된 원문 로그는 보관 기간을 정책으로 정해 별도 관리한다.</w:t>
+        <w:t xml:space="preserve">npc_sessions: 대화 원문 없이 NPC 종류·태그·키워드 수·최대 심각도만 본인 행으로 저장하고, 집계 함수가 user_id 없는 npc_chat_metrics(코호트×월)로 옮겨 위험 탐지 에이전트에 전달한다(F-32). 하루·코코 수요는 npc_demand_logs → npc_demand_metrics(코호트×주).</w:t>
       </w:r>
     </w:p>
     <w:p>
@@ -8702,7 +9992,7 @@
           <w:sz w:val="20"/>
           <w:szCs w:val="20"/>
         </w:rPr>
-        <w:t xml:space="preserve">기술 스택 제안</w:t>
+        <w:t xml:space="preserve">기술 스택 (2026-10 결정)</w:t>
       </w:r>
     </w:p>
     <w:p>
@@ -8719,7 +10009,7 @@
           <w:sz w:val="20"/>
           <w:szCs w:val="20"/>
         </w:rPr>
-        <w:t xml:space="preserve">백엔드: Node.js(Express/NestJS) 또는 Next.js API Routes — 프론트엔드가 React로 확정되어 있어 동일 언어(TypeScript)로 유지보수 부담을 줄인다.</w:t>
+        <w:t xml:space="preserve">백엔드: Supabase(Postgres + RLS + RPC 함수 + Auth). 별도 API 서버는 두지 않고, 자유 입력의 LLM 호출만 서버 함수(Edge Function npc-chat)에서 한다(API 키는 서버에만).</w:t>
       </w:r>
     </w:p>
     <w:p>
@@ -8736,7 +10026,7 @@
           <w:sz w:val="20"/>
           <w:szCs w:val="20"/>
         </w:rPr>
-        <w:t xml:space="preserve">DB: PostgreSQL. 자체 서버 구축 대신 Supabase 등 매니지드 Postgres를 사용하면 20일 내외의 남은 개발 기간에서 인프라 구축 시간을 절약할 수 있다(선택 사항, 11장 Open Item).</w:t>
+        <w:t xml:space="preserve">DB: Supabase 매니지드 Postgres. 마이그레이션은 database/ 폴더에 적용 순서 번호 + 에이전트 이름(01~05, 06_haru 예정).</w:t>
       </w:r>
     </w:p>
     <w:p>
@@ -8753,7 +10043,7 @@
           <w:sz w:val="20"/>
           <w:szCs w:val="20"/>
         </w:rPr>
-        <w:t xml:space="preserve">OAuth 라이브러리: Passport.js의 passport-kakao·passport-naver 전략, 또는 NextAuth.js 커스텀 프로바이더로 구현 가능.</w:t>
+        <w:t xml:space="preserve">프론트엔드: 3D 데모(Three.js, 10/1 확정). 원본 social_world/app/를 bundle.py로 합쳐 단일 HTML로 배포한다. 로그인은 Supabase Auth의 익명 로그인 + 카카오 제공자.</w:t>
       </w:r>
     </w:p>
     <w:p>
@@ -8769,7 +10059,7 @@
           <w:sz w:val="18"/>
           <w:szCs w:val="18"/>
         </w:rPr>
-        <w:t xml:space="preserve">※ 매니지드 서비스(Supabase 등) 선정 여부, 세션 방식(JWT vs 서버 세션), 원본 대화 로그 보관 기간은 팀 논의를 거쳐 확정한다(11장 Open Item에 반영 필요).</w:t>
+        <w:t xml:space="preserve">※ 대화 원문은 저장하지 않는 것이 구현 기준이라 원문 로그 보관 기간 논의는 필요 없어졌다. 대화 기록으로 말투를 개인화하는 안은 검토 중이다(통합기획서 8-2).</w:t>
       </w:r>
     </w:p>
     <w:p>
@@ -8952,7 +10242,7 @@
                 <w:sz w:val="17"/>
                 <w:szCs w:val="17"/>
               </w:rPr>
-              <w:t xml:space="preserve">대회 제공 통신·카드 데이터 + 페르소나 기반 가상 채팅데이터</w:t>
+              <w:t xml:space="preserve">대회 제공 통신·카드 데이터 + 페르소나 기반 가상데이터(코호트 집계 지표)</w:t>
             </w:r>
           </w:p>
         </w:tc>
@@ -9272,7 +10562,7 @@
                 <w:sz w:val="17"/>
                 <w:szCs w:val="17"/>
               </w:rPr>
-              <w:t xml:space="preserve">SW-01(로그인), SW-02(온보딩), SW-03(광장), SW-04(NPC 공통 대화, 3종), SW-05(주민센터 기본), SW-06(미션방 기본)</w:t>
+              <w:t xml:space="preserve">SW-01(로그인), SW-02(설문)·SW-10(튜토리얼·내 방), SW-03(3D 마을·광장), SW-04(NPC 대화, 대본형), SW-06(미션방), SW-07(동아리센터)·SW-13(코코), SW-12(이장 이벤트), SW-11(휴대폰·지도)</w:t>
             </w:r>
           </w:p>
         </w:tc>
@@ -9298,7 +10588,7 @@
                 <w:sz w:val="17"/>
                 <w:szCs w:val="17"/>
               </w:rPr>
-              <w:t xml:space="preserve">SW-07(동아리방), SW-08(미니게임), SW-09(게시판), 실제 기관 연동 민원접수</w:t>
+              <w:t xml:space="preserve">SW-05(지원센터·하루), SW-08(게임방), SW-09(응원 스티커 화면), 루미 자유 입력(LLM)</w:t>
             </w:r>
           </w:p>
         </w:tc>
@@ -9352,7 +10642,7 @@
                 <w:sz w:val="17"/>
                 <w:szCs w:val="17"/>
               </w:rPr>
-              <w:t xml:space="preserve">위기 에스컬레이션(F-43), k-익명성 필터링(F-44), 포지셔닝 고지(F-45) — 전체 필수</w:t>
+              <w:t xml:space="preserve">위기 에스컬레이션(F-43), 위기 표현 사전(F-48), k-익명성 필터링(F-44), 포지셔닝 고지(F-45) — 전체 필수</w:t>
             </w:r>
           </w:p>
         </w:tc>
@@ -9632,7 +10922,7 @@
                 <w:sz w:val="17"/>
                 <w:szCs w:val="17"/>
               </w:rPr>
-              <w:t xml:space="preserve">개인 식별 불가능한 집계·비식별 데이터만 처리, 코호트 최소 표본 수(k-익명성) 미만 구간은 마스킹, NPC 대화 원문은 익명화 후 지표 형태로만 보관</w:t>
+              <w:t xml:space="preserve">개인 식별 불가능한 집계·비식별 데이터만 처리, 코호트 최소 표본 수(k=5) 미만 구간은 마스킹, NPC 대화 원문은 저장하지 않고 신호(태그·심각도·수요)만 저장</w:t>
             </w:r>
           </w:p>
         </w:tc>
@@ -9794,7 +11084,7 @@
                 <w:sz w:val="17"/>
                 <w:szCs w:val="17"/>
               </w:rPr>
-              <w:t xml:space="preserve">전 NPC 공통 위기신호 가드레일 상시 가동, LLM 응답은 근거 문서 기반·출처 표기 원칙 준수</w:t>
+              <w:t xml:space="preserve">전 NPC 공통 위기 표현 사전 선검사, 위기·연결 제안 문구는 서버 고정 문구, LLM 응답은 근거 문서 기반·출처 표기 원칙 준수</w:t>
             </w:r>
           </w:p>
         </w:tc>
@@ -10156,7 +11446,7 @@
                 <w:sz w:val="17"/>
                 <w:szCs w:val="17"/>
               </w:rPr>
-              <w:t xml:space="preserve">거시=대회 제공 통신·카드 집계 데이터, 미시=소셜 월드 NPC 대화·행동 로그(익명화). 두 층이 상호보완적으로 위험도를 구성</w:t>
+              <w:t xml:space="preserve">소셜 월드의 대화형 에이전트 캐릭터 4종 — 루미(친구)·하루(복지)·코코(활동)·마을이장</w:t>
             </w:r>
           </w:p>
         </w:tc>
@@ -10534,7 +11824,7 @@
                 <w:sz w:val="17"/>
                 <w:szCs w:val="17"/>
               </w:rPr>
-              <w:t xml:space="preserve">대회 데이터에서 파생한 코호트를 바탕으로 만든 가상의 인물상과 그 인물의 가상 대화 로그(synthetic data)</w:t>
+              <w:t xml:space="preserve">대회 데이터에서 파생한 코호트를 바탕으로 만든 가상 지표(synthetic data). 개인 대화가 아니라 코호트×월 집계 수치만 생성</w:t>
             </w:r>
           </w:p>
         </w:tc>
@@ -10588,7 +11878,7 @@
                 <w:sz w:val="17"/>
                 <w:szCs w:val="17"/>
               </w:rPr>
-              <w:t xml:space="preserve">위기 신호 감지 시 전문기관·핫라인(109) 안내와 관리자 즉시 알림으로 이어지는 처리 경로</w:t>
+              <w:t xml:space="preserve">위기 신호 감지 시 109·1577-0199 고정 안내와 관리자 대시보드 알림으로 이어지는 처리 경로(지역·시각·NPC 종류만 기록)</w:t>
             </w:r>
           </w:p>
         </w:tc>
@@ -10642,7 +11932,7 @@
                 <w:sz w:val="17"/>
                 <w:szCs w:val="17"/>
               </w:rPr>
-              <w:t xml:space="preserve">카카오·네이버 등 외부 제공자의 인증을 이용해 자체 회원가입 없이 로그인하는 방식(F-46)</w:t>
+              <w:t xml:space="preserve">카카오 등 외부 제공자의 인증을 이용해 자체 회원가입 없이 로그인하는 방식(F-46). 게스트(익명) 로그인과 병행</w:t>
             </w:r>
           </w:p>
         </w:tc>
@@ -10751,6 +12041,222 @@
                 <w:szCs w:val="17"/>
               </w:rPr>
               <w:t xml:space="preserve">카드 데이터의 이용고객 거주지(시·도 단위) 코드</w:t>
+            </w:r>
+          </w:p>
+        </w:tc>
+      </w:tr>
+      <w:tr>
+        <w:tc>
+          <w:tcPr>
+            <w:tcW w:type="dxa" w:w="2200"/>
+            <w:tcMar>
+              <w:top w:type="dxa" w:w="50"/>
+              <w:left w:type="dxa" w:w="90"/>
+              <w:bottom w:type="dxa" w:w="50"/>
+              <w:right w:type="dxa" w:w="90"/>
+            </w:tcMar>
+            <w:vAlign w:val="center"/>
+          </w:tcPr>
+          <w:p>
+            <w:pPr>
+              <w:jc w:val="left"/>
+            </w:pPr>
+            <w:r>
+              <w:rPr>
+                <w:b w:val="false"/>
+                <w:bCs w:val="false"/>
+                <w:sz w:val="17"/>
+                <w:szCs w:val="17"/>
+              </w:rPr>
+              <w:t xml:space="preserve">위험사전</w:t>
+            </w:r>
+          </w:p>
+        </w:tc>
+        <w:tc>
+          <w:tcPr>
+            <w:tcW w:type="dxa" w:w="7150"/>
+            <w:tcMar>
+              <w:top w:type="dxa" w:w="50"/>
+              <w:left w:type="dxa" w:w="90"/>
+              <w:bottom w:type="dxa" w:w="50"/>
+              <w:right w:type="dxa" w:w="90"/>
+            </w:tcMar>
+            <w:vAlign w:val="center"/>
+          </w:tcPr>
+          <w:p>
+            <w:pPr>
+              <w:jc w:val="left"/>
+            </w:pPr>
+            <w:r>
+              <w:rPr>
+                <w:b w:val="false"/>
+                <w:bCs w:val="false"/>
+                <w:sz w:val="17"/>
+                <w:szCs w:val="17"/>
+              </w:rPr>
+              <w:t xml:space="preserve">위기 표현 사전(즉각 위험, 전 NPC 선검사)과 위험 키워드 사전(고립 신호 태그 9종, 루미)의 두 사전</w:t>
+            </w:r>
+          </w:p>
+        </w:tc>
+      </w:tr>
+      <w:tr>
+        <w:tc>
+          <w:tcPr>
+            <w:tcW w:type="dxa" w:w="2200"/>
+            <w:tcMar>
+              <w:top w:type="dxa" w:w="50"/>
+              <w:left w:type="dxa" w:w="90"/>
+              <w:bottom w:type="dxa" w:w="50"/>
+              <w:right w:type="dxa" w:w="90"/>
+            </w:tcMar>
+            <w:vAlign w:val="center"/>
+          </w:tcPr>
+          <w:p>
+            <w:pPr>
+              <w:jc w:val="left"/>
+            </w:pPr>
+            <w:r>
+              <w:rPr>
+                <w:b w:val="false"/>
+                <w:bCs w:val="false"/>
+                <w:sz w:val="17"/>
+                <w:szCs w:val="17"/>
+              </w:rPr>
+              <w:t xml:space="preserve">심각도(severity)</w:t>
+            </w:r>
+          </w:p>
+        </w:tc>
+        <w:tc>
+          <w:tcPr>
+            <w:tcW w:type="dxa" w:w="7150"/>
+            <w:tcMar>
+              <w:top w:type="dxa" w:w="50"/>
+              <w:left w:type="dxa" w:w="90"/>
+              <w:bottom w:type="dxa" w:w="50"/>
+              <w:right w:type="dxa" w:w="90"/>
+            </w:tcMar>
+            <w:vAlign w:val="center"/>
+          </w:tcPr>
+          <w:p>
+            <w:pPr>
+              <w:jc w:val="left"/>
+            </w:pPr>
+            <w:r>
+              <w:rPr>
+                <w:b w:val="false"/>
+                <w:bCs w:val="false"/>
+                <w:sz w:val="17"/>
+                <w:szCs w:val="17"/>
+              </w:rPr>
+              <w:t xml:space="preserve">루미 발화 하나의 위험 정도 0~1. 0.5·키워드 점수 K + 0.5·톤 점수 T + 지속성 가산, 위기면 1.0</w:t>
+            </w:r>
+          </w:p>
+        </w:tc>
+      </w:tr>
+      <w:tr>
+        <w:tc>
+          <w:tcPr>
+            <w:tcW w:type="dxa" w:w="2200"/>
+            <w:tcMar>
+              <w:top w:type="dxa" w:w="50"/>
+              <w:left w:type="dxa" w:w="90"/>
+              <w:bottom w:type="dxa" w:w="50"/>
+              <w:right w:type="dxa" w:w="90"/>
+            </w:tcMar>
+            <w:vAlign w:val="center"/>
+          </w:tcPr>
+          <w:p>
+            <w:pPr>
+              <w:jc w:val="left"/>
+            </w:pPr>
+            <w:r>
+              <w:rPr>
+                <w:b w:val="false"/>
+                <w:bCs w:val="false"/>
+                <w:sz w:val="17"/>
+                <w:szCs w:val="17"/>
+              </w:rPr>
+              <w:t xml:space="preserve">이장의 장부</w:t>
+            </w:r>
+          </w:p>
+        </w:tc>
+        <w:tc>
+          <w:tcPr>
+            <w:tcW w:type="dxa" w:w="7150"/>
+            <w:tcMar>
+              <w:top w:type="dxa" w:w="50"/>
+              <w:left w:type="dxa" w:w="90"/>
+              <w:bottom w:type="dxa" w:w="50"/>
+              <w:right w:type="dxa" w:w="90"/>
+            </w:tcMar>
+            <w:vAlign w:val="center"/>
+          </w:tcPr>
+          <w:p>
+            <w:pPr>
+              <w:jc w:val="left"/>
+            </w:pPr>
+            <w:r>
+              <w:rPr>
+                <w:b w:val="false"/>
+                <w:bCs w:val="false"/>
+                <w:sz w:val="17"/>
+                <w:szCs w:val="17"/>
+              </w:rPr>
+              <w:t xml:space="preserve">퀘스트 단계·이벤트 참여·응원 스티커를 코호트×주로 익명 집계한 표(world_activity_metrics)</w:t>
+            </w:r>
+          </w:p>
+        </w:tc>
+      </w:tr>
+      <w:tr>
+        <w:tc>
+          <w:tcPr>
+            <w:tcW w:type="dxa" w:w="2200"/>
+            <w:tcMar>
+              <w:top w:type="dxa" w:w="50"/>
+              <w:left w:type="dxa" w:w="90"/>
+              <w:bottom w:type="dxa" w:w="50"/>
+              <w:right w:type="dxa" w:w="90"/>
+            </w:tcMar>
+            <w:vAlign w:val="center"/>
+          </w:tcPr>
+          <w:p>
+            <w:pPr>
+              <w:jc w:val="left"/>
+            </w:pPr>
+            <w:r>
+              <w:rPr>
+                <w:b w:val="false"/>
+                <w:bCs w:val="false"/>
+                <w:sz w:val="17"/>
+                <w:szCs w:val="17"/>
+              </w:rPr>
+              <w:t xml:space="preserve">퀘스트 단계</w:t>
+            </w:r>
+          </w:p>
+        </w:tc>
+        <w:tc>
+          <w:tcPr>
+            <w:tcW w:type="dxa" w:w="7150"/>
+            <w:tcMar>
+              <w:top w:type="dxa" w:w="50"/>
+              <w:left w:type="dxa" w:w="90"/>
+              <w:bottom w:type="dxa" w:w="50"/>
+              <w:right w:type="dxa" w:w="90"/>
+            </w:tcMar>
+            <w:vAlign w:val="center"/>
+          </w:tcPr>
+          <w:p>
+            <w:pPr>
+              <w:jc w:val="left"/>
+            </w:pPr>
+            <w:r>
+              <w:rPr>
+                <w:b w:val="false"/>
+                <w:bCs w:val="false"/>
+                <w:sz w:val="17"/>
+                <w:szCs w:val="17"/>
+              </w:rPr>
+              <w:t xml:space="preserve">사용자 개인의 게임 진행(1단계 첫걸음 ~ 4단계 동네로). 위험도 Lv.와 구분해 표기</w:t>
             </w:r>
           </w:p>
         </w:tc>
